--- a/AI_Architecture_Blueprint_ClaimIQ.docx
+++ b/AI_Architecture_Blueprint_ClaimIQ.docx
@@ -60,7 +60,7 @@
         <w:t xml:space="preserve">Prepared by:</w:t>
       </w:r>
       <w:r>
-        <w:t xml:space="preserve"> [Your Name]</w:t>
+        <w:t xml:space="preserve"> Abrar Ahmad Nath</w:t>
       </w:r>
     </w:p>
     <w:p>
